--- a/education/docx/chapter02_object_model.docx
+++ b/education/docx/chapter02_object_model.docx
@@ -15,15 +15,203 @@
             <w:pStyle w:val="TOCHeading"/>
           </w:pPr>
           <w:r>
-            <w:t xml:space="preserve">Table of Contents</w:t>
+            <w:t>Contents</w:t>
           </w:r>
         </w:p>
         <w:p>
+          <w:pPr>
+            <w:pStyle w:val="TOC1"/>
+          </w:pPr>
           <w:r>
             <w:fldChar w:fldCharType="begin" w:dirty="true"/>
             <w:instrText xml:space="preserve">TOC \o "1-2" \h \z \u</w:instrText>
             <w:fldChar w:fldCharType="separate"/>
+          </w:r>
+          <w:hyperlink w:anchor="_Toc9001">
+            <w:r>
+              <w:t xml:space="preserve">Chapter 2 — The Object Model: Deployments, Rollouts, and the Two Probes</w:t>
+            </w:r>
+          </w:hyperlink>
+        </w:p>
+        <w:p>
+          <w:pPr>
+            <w:pStyle w:val="TOC2"/>
+          </w:pPr>
+          <w:hyperlink w:anchor="_Toc9002">
+            <w:r>
+              <w:t xml:space="preserve">Verified facts header</w:t>
+            </w:r>
+          </w:hyperlink>
+        </w:p>
+        <w:p>
+          <w:pPr>
+            <w:pStyle w:val="TOC2"/>
+          </w:pPr>
+          <w:hyperlink w:anchor="_Toc9003">
+            <w:r>
+              <w:t xml:space="preserve">What this chapter covers</w:t>
+            </w:r>
+          </w:hyperlink>
+        </w:p>
+        <w:p>
+          <w:pPr>
+            <w:pStyle w:val="TOC2"/>
+          </w:pPr>
+          <w:hyperlink w:anchor="_Toc9004">
+            <w:r>
+              <w:t xml:space="preserve">1. One manifest, three objects</w:t>
+            </w:r>
+          </w:hyperlink>
+        </w:p>
+        <w:p>
+          <w:pPr>
+            <w:pStyle w:val="TOC2"/>
+          </w:pPr>
+          <w:hyperlink w:anchor="_Toc9005">
+            <w:r>
+              <w:t xml:space="preserve">2. The pod-template-hash</w:t>
+            </w:r>
+          </w:hyperlink>
+        </w:p>
+        <w:p>
+          <w:pPr>
+            <w:pStyle w:val="TOC2"/>
+          </w:pPr>
+          <w:hyperlink w:anchor="_Toc9006">
+            <w:r>
+              <w:t xml:space="preserve">3. Labels are per-object</w:t>
+            </w:r>
+          </w:hyperlink>
+        </w:p>
+        <w:p>
+          <w:pPr>
+            <w:pStyle w:val="TOC2"/>
+          </w:pPr>
+          <w:hyperlink w:anchor="_Toc9007">
+            <w:r>
+              <w:t xml:space="preserve">4. Imperative vs declarative drift</w:t>
+            </w:r>
+          </w:hyperlink>
+        </w:p>
+        <w:p>
+          <w:pPr>
+            <w:pStyle w:val="TOC2"/>
+          </w:pPr>
+          <w:hyperlink w:anchor="_Toc9008">
+            <w:r>
+              <w:t xml:space="preserve">5. Rolling updates: maxSurge and maxUnavailable</w:t>
+            </w:r>
+          </w:hyperlink>
+        </w:p>
+        <w:p>
+          <w:pPr>
+            <w:pStyle w:val="TOC2"/>
+          </w:pPr>
+          <w:hyperlink w:anchor="_Toc9009">
+            <w:r>
+              <w:t xml:space="preserve">6. Readiness probes — the gate</w:t>
+            </w:r>
+          </w:hyperlink>
+        </w:p>
+        <w:p>
+          <w:pPr>
+            <w:pStyle w:val="TOC2"/>
+          </w:pPr>
+          <w:hyperlink w:anchor="_Toc9010">
+            <w:r>
+              <w:t xml:space="preserve">7. Liveness probes — the dangerous one</w:t>
+            </w:r>
+          </w:hyperlink>
+        </w:p>
+        <w:p>
+          <w:pPr>
+            <w:pStyle w:val="TOC2"/>
+          </w:pPr>
+          <w:hyperlink w:anchor="_Toc9011">
+            <w:r>
+              <w:t xml:space="preserve">8. Rollback</w:t>
+            </w:r>
+          </w:hyperlink>
+        </w:p>
+        <w:p>
+          <w:pPr>
+            <w:pStyle w:val="TOC2"/>
+          </w:pPr>
+          <w:hyperlink w:anchor="_Toc9012">
+            <w:r>
+              <w:t xml:space="preserve">9. Does a rolling update protect quorum?</w:t>
+            </w:r>
+          </w:hyperlink>
+        </w:p>
+        <w:p>
+          <w:pPr>
+            <w:pStyle w:val="TOC2"/>
+          </w:pPr>
+          <w:hyperlink w:anchor="_Toc9013">
+            <w:r>
+              <w:t xml:space="preserve">10. Requests, limits, and the three QoS classes</w:t>
+            </w:r>
+          </w:hyperlink>
+        </w:p>
+        <w:p>
+          <w:pPr>
+            <w:pStyle w:val="TOC2"/>
+          </w:pPr>
+          <w:hyperlink w:anchor="_Toc9014">
+            <w:r>
+              <w:t xml:space="preserve">11. Where this differs from production</w:t>
+            </w:r>
+          </w:hyperlink>
+        </w:p>
+        <w:p>
+          <w:pPr>
+            <w:pStyle w:val="TOC2"/>
+          </w:pPr>
+          <w:hyperlink w:anchor="_Toc9015">
+            <w:r>
+              <w:t xml:space="preserve">12. Commands to know by heart</w:t>
+            </w:r>
+          </w:hyperlink>
+        </w:p>
+        <w:p>
+          <w:pPr>
+            <w:pStyle w:val="TOC2"/>
+          </w:pPr>
+          <w:hyperlink w:anchor="_Toc9016">
+            <w:r>
+              <w:t xml:space="preserve">13. Glossary</w:t>
+            </w:r>
+          </w:hyperlink>
+        </w:p>
+        <w:p>
+          <w:pPr>
+            <w:pStyle w:val="TOC2"/>
+          </w:pPr>
+          <w:hyperlink w:anchor="_Toc9017">
+            <w:r>
+              <w:t xml:space="preserve">14. Check yourself</w:t>
+            </w:r>
+          </w:hyperlink>
+        </w:p>
+        <w:p>
+          <w:pPr>
+            <w:pStyle w:val="TOC2"/>
+          </w:pPr>
+          <w:hyperlink w:anchor="_Toc9018">
+            <w:r>
+              <w:t xml:space="preserve">What’s next</w:t>
+            </w:r>
+          </w:hyperlink>
+          <w:r>
             <w:fldChar w:fldCharType="end"/>
+          </w:r>
+        </w:p>
+        <w:p>
+          <w:pPr>
+            <w:spacing w:after="0"/>
+          </w:pPr>
+          <w:r>
+            <w:br w:type="page"/>
           </w:r>
         </w:p>
       </w:sdtContent>
@@ -33,6 +221,8 @@
       <w:pPr>
         <w:pStyle w:val="Heading1"/>
       </w:pPr>
+      <w:bookmarkStart w:id="9001" w:name="_Toc9001"/>
+      <w:bookmarkEnd w:id="9001"/>
       <w:r>
         <w:t xml:space="preserve">Chapter 2 — The Object Model: Deployments, Rollouts, and the Two Probes</w:t>
       </w:r>
@@ -120,6 +310,8 @@
       <w:pPr>
         <w:pStyle w:val="Heading2"/>
       </w:pPr>
+      <w:bookmarkStart w:id="9002" w:name="_Toc9002"/>
+      <w:bookmarkEnd w:id="9002"/>
       <w:r>
         <w:t xml:space="preserve">Verified facts header</w:t>
       </w:r>
@@ -404,6 +596,8 @@
       <w:pPr>
         <w:pStyle w:val="Heading2"/>
       </w:pPr>
+      <w:bookmarkStart w:id="9003" w:name="_Toc9003"/>
+      <w:bookmarkEnd w:id="9003"/>
       <w:r>
         <w:t xml:space="preserve">What this chapter covers</w:t>
       </w:r>
@@ -622,6 +816,8 @@
       <w:pPr>
         <w:pStyle w:val="Heading2"/>
       </w:pPr>
+      <w:bookmarkStart w:id="9004" w:name="_Toc9004"/>
+      <w:bookmarkEnd w:id="9004"/>
       <w:r>
         <w:t xml:space="preserve">1. One manifest, three objects</w:t>
       </w:r>
@@ -1250,6 +1446,8 @@
       <w:pPr>
         <w:pStyle w:val="Heading2"/>
       </w:pPr>
+      <w:bookmarkStart w:id="9005" w:name="_Toc9005"/>
+      <w:bookmarkEnd w:id="9005"/>
       <w:r>
         <w:t xml:space="preserve">2. The</w:t>
       </w:r>
@@ -1704,6 +1902,8 @@
       <w:pPr>
         <w:pStyle w:val="Heading2"/>
       </w:pPr>
+      <w:bookmarkStart w:id="9006" w:name="_Toc9006"/>
+      <w:bookmarkEnd w:id="9006"/>
       <w:r>
         <w:t xml:space="preserve">3. Labels are per-object</w:t>
       </w:r>
@@ -2170,6 +2370,8 @@
       <w:pPr>
         <w:pStyle w:val="Heading2"/>
       </w:pPr>
+      <w:bookmarkStart w:id="9007" w:name="_Toc9007"/>
+      <w:bookmarkEnd w:id="9007"/>
       <w:r>
         <w:t xml:space="preserve">4. Imperative vs declarative drift</w:t>
       </w:r>
@@ -2438,6 +2640,8 @@
       <w:pPr>
         <w:pStyle w:val="Heading2"/>
       </w:pPr>
+      <w:bookmarkStart w:id="9008" w:name="_Toc9008"/>
+      <w:bookmarkEnd w:id="9008"/>
       <w:r>
         <w:t xml:space="preserve">5. Rolling updates:</w:t>
       </w:r>
@@ -3006,6 +3210,8 @@
       <w:pPr>
         <w:pStyle w:val="Heading2"/>
       </w:pPr>
+      <w:bookmarkStart w:id="9009" w:name="_Toc9009"/>
+      <w:bookmarkEnd w:id="9009"/>
       <w:r>
         <w:t xml:space="preserve">6. Readiness probes — the gate</w:t>
       </w:r>
@@ -4276,6 +4482,8 @@
       <w:pPr>
         <w:pStyle w:val="Heading2"/>
       </w:pPr>
+      <w:bookmarkStart w:id="9010" w:name="_Toc9010"/>
+      <w:bookmarkEnd w:id="9010"/>
       <w:r>
         <w:t xml:space="preserve">7. Liveness probes — the dangerous one</w:t>
       </w:r>
@@ -5339,6 +5547,8 @@
       <w:pPr>
         <w:pStyle w:val="Heading2"/>
       </w:pPr>
+      <w:bookmarkStart w:id="9011" w:name="_Toc9011"/>
+      <w:bookmarkEnd w:id="9011"/>
       <w:r>
         <w:t xml:space="preserve">8. Rollback</w:t>
       </w:r>
@@ -6137,6 +6347,8 @@
       <w:pPr>
         <w:pStyle w:val="Heading2"/>
       </w:pPr>
+      <w:bookmarkStart w:id="9012" w:name="_Toc9012"/>
+      <w:bookmarkEnd w:id="9012"/>
       <w:r>
         <w:t xml:space="preserve">9. Does a rolling update protect quorum?</w:t>
       </w:r>
@@ -6497,6 +6709,8 @@
       <w:pPr>
         <w:pStyle w:val="Heading2"/>
       </w:pPr>
+      <w:bookmarkStart w:id="9013" w:name="_Toc9013"/>
+      <w:bookmarkEnd w:id="9013"/>
       <w:r>
         <w:t xml:space="preserve">10. Requests, limits, and the three QoS classes</w:t>
       </w:r>
@@ -7847,6 +8061,8 @@
       <w:pPr>
         <w:pStyle w:val="Heading2"/>
       </w:pPr>
+      <w:bookmarkStart w:id="9014" w:name="_Toc9014"/>
+      <w:bookmarkEnd w:id="9014"/>
       <w:r>
         <w:t xml:space="preserve">11. Where this differs from production</w:t>
       </w:r>
@@ -8141,6 +8357,8 @@
       <w:pPr>
         <w:pStyle w:val="Heading2"/>
       </w:pPr>
+      <w:bookmarkStart w:id="9015" w:name="_Toc9015"/>
+      <w:bookmarkEnd w:id="9015"/>
       <w:r>
         <w:t xml:space="preserve">12. Commands to know by heart</w:t>
       </w:r>
@@ -8757,6 +8975,8 @@
       <w:pPr>
         <w:pStyle w:val="Heading2"/>
       </w:pPr>
+      <w:bookmarkStart w:id="9016" w:name="_Toc9016"/>
+      <w:bookmarkEnd w:id="9016"/>
       <w:r>
         <w:t xml:space="preserve">13. Glossary</w:t>
       </w:r>
@@ -9392,6 +9612,8 @@
       <w:pPr>
         <w:pStyle w:val="Heading2"/>
       </w:pPr>
+      <w:bookmarkStart w:id="9017" w:name="_Toc9017"/>
+      <w:bookmarkEnd w:id="9017"/>
       <w:r>
         <w:t xml:space="preserve">14. Check yourself</w:t>
       </w:r>
@@ -10182,6 +10404,8 @@
       <w:pPr>
         <w:pStyle w:val="Heading2"/>
       </w:pPr>
+      <w:bookmarkStart w:id="9018" w:name="_Toc9018"/>
+      <w:bookmarkEnd w:id="9018"/>
       <w:r>
         <w:t xml:space="preserve">What’s next</w:t>
       </w:r>
@@ -11286,21 +11510,17 @@
     </w:rPr>
   </w:style>
   <w:style w:styleId="TOCHeading" w:type="paragraph">
-    <w:name w:val="TOC Heading"/>
-    <w:basedOn w:val="Heading1"/>
-    <w:next w:val="BodyText"/>
-    <w:uiPriority w:val="39"/>
-    <w:unhideWhenUsed/>
-    <w:qFormat/>
+    <w:name w:val="TOCHeading"/>
+    <w:basedOn w:val="Normal"/>
     <w:pPr>
-      <w:spacing w:before="240" w:line="259" w:lineRule="auto"/>
-      <w:outlineLvl w:val="9"/>
+      <w:spacing w:after="200" w:before="0" w:line="240" w:lineRule="auto"/>
     </w:pPr>
     <w:rPr>
-      <w:rFonts w:asciiTheme="majorHAnsi" w:cstheme="majorBidi" w:eastAsiaTheme="majorEastAsia" w:hAnsiTheme="majorHAnsi"/>
-      <w:b w:val="0"/>
-      <w:bCs w:val="0"/>
-      <w:color w:themeColor="accent1" w:themeShade="BF" w:val="365F91"/>
+      <w:rFonts w:ascii="Calibri" w:cs="Calibri" w:hAnsi="Calibri"/>
+      <w:b/>
+      <w:color w:val="1F3864"/>
+      <w:sz w:val="28"/>
+      <w:szCs w:val="28"/>
     </w:rPr>
   </w:style>
   <w:style w:customStyle="1" w:styleId="SourceCode" w:type="paragraph">
@@ -11314,6 +11534,32 @@
       <w:rFonts w:ascii="Consolas" w:cs="Consolas" w:hAnsi="Consolas"/>
       <w:sz w:val="18"/>
       <w:szCs w:val="18"/>
+    </w:rPr>
+  </w:style>
+  <w:style w:styleId="TOC1" w:type="paragraph">
+    <w:name w:val="TOC1"/>
+    <w:basedOn w:val="Normal"/>
+    <w:pPr>
+      <w:spacing w:after="40" w:before="100" w:line="240" w:lineRule="auto"/>
+    </w:pPr>
+    <w:rPr>
+      <w:rFonts w:ascii="Cambria" w:cs="Cambria" w:hAnsi="Cambria"/>
+      <w:b/>
+      <w:sz w:val="22"/>
+      <w:szCs w:val="22"/>
+    </w:rPr>
+  </w:style>
+  <w:style w:styleId="TOC2" w:type="paragraph">
+    <w:name w:val="TOC2"/>
+    <w:basedOn w:val="Normal"/>
+    <w:pPr>
+      <w:spacing w:after="40" w:before="0" w:line="240" w:lineRule="auto"/>
+      <w:ind w:left="220" w:right="120"/>
+    </w:pPr>
+    <w:rPr>
+      <w:rFonts w:ascii="Cambria" w:cs="Cambria" w:hAnsi="Cambria"/>
+      <w:sz w:val="21"/>
+      <w:szCs w:val="21"/>
     </w:rPr>
   </w:style>
   <w:style w:type="character" w:customStyle="1" w:styleId="KeywordTok">

--- a/education/docx/chapter02_object_model.docx
+++ b/education/docx/chapter02_object_model.docx
@@ -2,227 +2,11 @@
 <file path=word/document.xml><?xml version="1.0" encoding="utf-8"?>
 <w:document xmlns:w="http://schemas.openxmlformats.org/wordprocessingml/2006/main" xmlns:m="http://schemas.openxmlformats.org/officeDocument/2006/math" xmlns:r="http://schemas.openxmlformats.org/officeDocument/2006/relationships" xmlns:o="urn:schemas-microsoft-com:office:office" xmlns:v="urn:schemas-microsoft-com:vml" xmlns:w10="urn:schemas-microsoft-com:office:word" xmlns:a="http://schemas.openxmlformats.org/drawingml/2006/main" xmlns:pic="http://schemas.openxmlformats.org/drawingml/2006/picture" xmlns:wp="http://schemas.openxmlformats.org/drawingml/2006/wordprocessingDrawing">
   <w:body>
-    <w:sdt>
-      <w:sdtPr>
-        <w:docPartObj>
-          <w:docPartGallery w:val="Table of Contents"/>
-          <w:docPartUnique/>
-        </w:docPartObj>
-      </w:sdtPr>
-      <w:sdtContent>
-        <w:p>
-          <w:pPr>
-            <w:pStyle w:val="TOCHeading"/>
-          </w:pPr>
-          <w:r>
-            <w:t>Contents</w:t>
-          </w:r>
-        </w:p>
-        <w:p>
-          <w:pPr>
-            <w:pStyle w:val="TOC1"/>
-          </w:pPr>
-          <w:r>
-            <w:fldChar w:fldCharType="begin" w:dirty="true"/>
-            <w:instrText xml:space="preserve">TOC \o "1-2" \h \z \u</w:instrText>
-            <w:fldChar w:fldCharType="separate"/>
-          </w:r>
-          <w:hyperlink w:anchor="_Toc9001">
-            <w:r>
-              <w:t xml:space="preserve">Chapter 2 — The Object Model: Deployments, Rollouts, and the Two Probes</w:t>
-            </w:r>
-          </w:hyperlink>
-        </w:p>
-        <w:p>
-          <w:pPr>
-            <w:pStyle w:val="TOC2"/>
-          </w:pPr>
-          <w:hyperlink w:anchor="_Toc9002">
-            <w:r>
-              <w:t xml:space="preserve">Verified facts header</w:t>
-            </w:r>
-          </w:hyperlink>
-        </w:p>
-        <w:p>
-          <w:pPr>
-            <w:pStyle w:val="TOC2"/>
-          </w:pPr>
-          <w:hyperlink w:anchor="_Toc9003">
-            <w:r>
-              <w:t xml:space="preserve">What this chapter covers</w:t>
-            </w:r>
-          </w:hyperlink>
-        </w:p>
-        <w:p>
-          <w:pPr>
-            <w:pStyle w:val="TOC2"/>
-          </w:pPr>
-          <w:hyperlink w:anchor="_Toc9004">
-            <w:r>
-              <w:t xml:space="preserve">1. One manifest, three objects</w:t>
-            </w:r>
-          </w:hyperlink>
-        </w:p>
-        <w:p>
-          <w:pPr>
-            <w:pStyle w:val="TOC2"/>
-          </w:pPr>
-          <w:hyperlink w:anchor="_Toc9005">
-            <w:r>
-              <w:t xml:space="preserve">2. The pod-template-hash</w:t>
-            </w:r>
-          </w:hyperlink>
-        </w:p>
-        <w:p>
-          <w:pPr>
-            <w:pStyle w:val="TOC2"/>
-          </w:pPr>
-          <w:hyperlink w:anchor="_Toc9006">
-            <w:r>
-              <w:t xml:space="preserve">3. Labels are per-object</w:t>
-            </w:r>
-          </w:hyperlink>
-        </w:p>
-        <w:p>
-          <w:pPr>
-            <w:pStyle w:val="TOC2"/>
-          </w:pPr>
-          <w:hyperlink w:anchor="_Toc9007">
-            <w:r>
-              <w:t xml:space="preserve">4. Imperative vs declarative drift</w:t>
-            </w:r>
-          </w:hyperlink>
-        </w:p>
-        <w:p>
-          <w:pPr>
-            <w:pStyle w:val="TOC2"/>
-          </w:pPr>
-          <w:hyperlink w:anchor="_Toc9008">
-            <w:r>
-              <w:t xml:space="preserve">5. Rolling updates: maxSurge and maxUnavailable</w:t>
-            </w:r>
-          </w:hyperlink>
-        </w:p>
-        <w:p>
-          <w:pPr>
-            <w:pStyle w:val="TOC2"/>
-          </w:pPr>
-          <w:hyperlink w:anchor="_Toc9009">
-            <w:r>
-              <w:t xml:space="preserve">6. Readiness probes — the gate</w:t>
-            </w:r>
-          </w:hyperlink>
-        </w:p>
-        <w:p>
-          <w:pPr>
-            <w:pStyle w:val="TOC2"/>
-          </w:pPr>
-          <w:hyperlink w:anchor="_Toc9010">
-            <w:r>
-              <w:t xml:space="preserve">7. Liveness probes — the dangerous one</w:t>
-            </w:r>
-          </w:hyperlink>
-        </w:p>
-        <w:p>
-          <w:pPr>
-            <w:pStyle w:val="TOC2"/>
-          </w:pPr>
-          <w:hyperlink w:anchor="_Toc9011">
-            <w:r>
-              <w:t xml:space="preserve">8. Rollback</w:t>
-            </w:r>
-          </w:hyperlink>
-        </w:p>
-        <w:p>
-          <w:pPr>
-            <w:pStyle w:val="TOC2"/>
-          </w:pPr>
-          <w:hyperlink w:anchor="_Toc9012">
-            <w:r>
-              <w:t xml:space="preserve">9. Does a rolling update protect quorum?</w:t>
-            </w:r>
-          </w:hyperlink>
-        </w:p>
-        <w:p>
-          <w:pPr>
-            <w:pStyle w:val="TOC2"/>
-          </w:pPr>
-          <w:hyperlink w:anchor="_Toc9013">
-            <w:r>
-              <w:t xml:space="preserve">10. Requests, limits, and the three QoS classes</w:t>
-            </w:r>
-          </w:hyperlink>
-        </w:p>
-        <w:p>
-          <w:pPr>
-            <w:pStyle w:val="TOC2"/>
-          </w:pPr>
-          <w:hyperlink w:anchor="_Toc9014">
-            <w:r>
-              <w:t xml:space="preserve">11. Where this differs from production</w:t>
-            </w:r>
-          </w:hyperlink>
-        </w:p>
-        <w:p>
-          <w:pPr>
-            <w:pStyle w:val="TOC2"/>
-          </w:pPr>
-          <w:hyperlink w:anchor="_Toc9015">
-            <w:r>
-              <w:t xml:space="preserve">12. Commands to know by heart</w:t>
-            </w:r>
-          </w:hyperlink>
-        </w:p>
-        <w:p>
-          <w:pPr>
-            <w:pStyle w:val="TOC2"/>
-          </w:pPr>
-          <w:hyperlink w:anchor="_Toc9016">
-            <w:r>
-              <w:t xml:space="preserve">13. Glossary</w:t>
-            </w:r>
-          </w:hyperlink>
-        </w:p>
-        <w:p>
-          <w:pPr>
-            <w:pStyle w:val="TOC2"/>
-          </w:pPr>
-          <w:hyperlink w:anchor="_Toc9017">
-            <w:r>
-              <w:t xml:space="preserve">14. Check yourself</w:t>
-            </w:r>
-          </w:hyperlink>
-        </w:p>
-        <w:p>
-          <w:pPr>
-            <w:pStyle w:val="TOC2"/>
-          </w:pPr>
-          <w:hyperlink w:anchor="_Toc9018">
-            <w:r>
-              <w:t xml:space="preserve">What’s next</w:t>
-            </w:r>
-          </w:hyperlink>
-          <w:r>
-            <w:fldChar w:fldCharType="end"/>
-          </w:r>
-        </w:p>
-        <w:p>
-          <w:pPr>
-            <w:spacing w:after="0"/>
-          </w:pPr>
-          <w:r>
-            <w:br w:type="page"/>
-          </w:r>
-        </w:p>
-      </w:sdtContent>
-    </w:sdt>
     <w:bookmarkStart w:id="52" w:name="X6bc7f117f9e5e7e96768fa0341c965f0f1d974d"/>
     <w:p>
       <w:pPr>
         <w:pStyle w:val="Heading1"/>
       </w:pPr>
-      <w:bookmarkStart w:id="9001" w:name="_Toc9001"/>
-      <w:bookmarkEnd w:id="9001"/>
       <w:r>
         <w:t xml:space="preserve">Chapter 2 — The Object Model: Deployments, Rollouts, and the Two Probes</w:t>
       </w:r>
@@ -310,8 +94,6 @@
       <w:pPr>
         <w:pStyle w:val="Heading2"/>
       </w:pPr>
-      <w:bookmarkStart w:id="9002" w:name="_Toc9002"/>
-      <w:bookmarkEnd w:id="9002"/>
       <w:r>
         <w:t xml:space="preserve">Verified facts header</w:t>
       </w:r>
@@ -596,8 +378,6 @@
       <w:pPr>
         <w:pStyle w:val="Heading2"/>
       </w:pPr>
-      <w:bookmarkStart w:id="9003" w:name="_Toc9003"/>
-      <w:bookmarkEnd w:id="9003"/>
       <w:r>
         <w:t xml:space="preserve">What this chapter covers</w:t>
       </w:r>
@@ -816,8 +596,6 @@
       <w:pPr>
         <w:pStyle w:val="Heading2"/>
       </w:pPr>
-      <w:bookmarkStart w:id="9004" w:name="_Toc9004"/>
-      <w:bookmarkEnd w:id="9004"/>
       <w:r>
         <w:t xml:space="preserve">1. One manifest, three objects</w:t>
       </w:r>
@@ -1446,8 +1224,6 @@
       <w:pPr>
         <w:pStyle w:val="Heading2"/>
       </w:pPr>
-      <w:bookmarkStart w:id="9005" w:name="_Toc9005"/>
-      <w:bookmarkEnd w:id="9005"/>
       <w:r>
         <w:t xml:space="preserve">2. The</w:t>
       </w:r>
@@ -1902,8 +1678,6 @@
       <w:pPr>
         <w:pStyle w:val="Heading2"/>
       </w:pPr>
-      <w:bookmarkStart w:id="9006" w:name="_Toc9006"/>
-      <w:bookmarkEnd w:id="9006"/>
       <w:r>
         <w:t xml:space="preserve">3. Labels are per-object</w:t>
       </w:r>
@@ -2370,8 +2144,6 @@
       <w:pPr>
         <w:pStyle w:val="Heading2"/>
       </w:pPr>
-      <w:bookmarkStart w:id="9007" w:name="_Toc9007"/>
-      <w:bookmarkEnd w:id="9007"/>
       <w:r>
         <w:t xml:space="preserve">4. Imperative vs declarative drift</w:t>
       </w:r>
@@ -2640,8 +2412,6 @@
       <w:pPr>
         <w:pStyle w:val="Heading2"/>
       </w:pPr>
-      <w:bookmarkStart w:id="9008" w:name="_Toc9008"/>
-      <w:bookmarkEnd w:id="9008"/>
       <w:r>
         <w:t xml:space="preserve">5. Rolling updates:</w:t>
       </w:r>
@@ -3210,8 +2980,6 @@
       <w:pPr>
         <w:pStyle w:val="Heading2"/>
       </w:pPr>
-      <w:bookmarkStart w:id="9009" w:name="_Toc9009"/>
-      <w:bookmarkEnd w:id="9009"/>
       <w:r>
         <w:t xml:space="preserve">6. Readiness probes — the gate</w:t>
       </w:r>
@@ -4482,8 +4250,6 @@
       <w:pPr>
         <w:pStyle w:val="Heading2"/>
       </w:pPr>
-      <w:bookmarkStart w:id="9010" w:name="_Toc9010"/>
-      <w:bookmarkEnd w:id="9010"/>
       <w:r>
         <w:t xml:space="preserve">7. Liveness probes — the dangerous one</w:t>
       </w:r>
@@ -5547,8 +5313,6 @@
       <w:pPr>
         <w:pStyle w:val="Heading2"/>
       </w:pPr>
-      <w:bookmarkStart w:id="9011" w:name="_Toc9011"/>
-      <w:bookmarkEnd w:id="9011"/>
       <w:r>
         <w:t xml:space="preserve">8. Rollback</w:t>
       </w:r>
@@ -6347,8 +6111,6 @@
       <w:pPr>
         <w:pStyle w:val="Heading2"/>
       </w:pPr>
-      <w:bookmarkStart w:id="9012" w:name="_Toc9012"/>
-      <w:bookmarkEnd w:id="9012"/>
       <w:r>
         <w:t xml:space="preserve">9. Does a rolling update protect quorum?</w:t>
       </w:r>
@@ -6709,8 +6471,6 @@
       <w:pPr>
         <w:pStyle w:val="Heading2"/>
       </w:pPr>
-      <w:bookmarkStart w:id="9013" w:name="_Toc9013"/>
-      <w:bookmarkEnd w:id="9013"/>
       <w:r>
         <w:t xml:space="preserve">10. Requests, limits, and the three QoS classes</w:t>
       </w:r>
@@ -8061,8 +7821,6 @@
       <w:pPr>
         <w:pStyle w:val="Heading2"/>
       </w:pPr>
-      <w:bookmarkStart w:id="9014" w:name="_Toc9014"/>
-      <w:bookmarkEnd w:id="9014"/>
       <w:r>
         <w:t xml:space="preserve">11. Where this differs from production</w:t>
       </w:r>
@@ -8357,8 +8115,6 @@
       <w:pPr>
         <w:pStyle w:val="Heading2"/>
       </w:pPr>
-      <w:bookmarkStart w:id="9015" w:name="_Toc9015"/>
-      <w:bookmarkEnd w:id="9015"/>
       <w:r>
         <w:t xml:space="preserve">12. Commands to know by heart</w:t>
       </w:r>
@@ -8975,8 +8731,6 @@
       <w:pPr>
         <w:pStyle w:val="Heading2"/>
       </w:pPr>
-      <w:bookmarkStart w:id="9016" w:name="_Toc9016"/>
-      <w:bookmarkEnd w:id="9016"/>
       <w:r>
         <w:t xml:space="preserve">13. Glossary</w:t>
       </w:r>
@@ -9612,8 +9366,6 @@
       <w:pPr>
         <w:pStyle w:val="Heading2"/>
       </w:pPr>
-      <w:bookmarkStart w:id="9017" w:name="_Toc9017"/>
-      <w:bookmarkEnd w:id="9017"/>
       <w:r>
         <w:t xml:space="preserve">14. Check yourself</w:t>
       </w:r>
@@ -10404,8 +10156,6 @@
       <w:pPr>
         <w:pStyle w:val="Heading2"/>
       </w:pPr>
-      <w:bookmarkStart w:id="9018" w:name="_Toc9018"/>
-      <w:bookmarkEnd w:id="9018"/>
       <w:r>
         <w:t xml:space="preserve">What’s next</w:t>
       </w:r>
@@ -11510,17 +11260,21 @@
     </w:rPr>
   </w:style>
   <w:style w:styleId="TOCHeading" w:type="paragraph">
-    <w:name w:val="TOCHeading"/>
-    <w:basedOn w:val="Normal"/>
+    <w:name w:val="TOC Heading"/>
+    <w:basedOn w:val="Heading1"/>
+    <w:next w:val="BodyText"/>
+    <w:uiPriority w:val="39"/>
+    <w:unhideWhenUsed/>
+    <w:qFormat/>
     <w:pPr>
-      <w:spacing w:after="200" w:before="0" w:line="240" w:lineRule="auto"/>
+      <w:spacing w:before="240" w:line="259" w:lineRule="auto"/>
+      <w:outlineLvl w:val="9"/>
     </w:pPr>
     <w:rPr>
-      <w:rFonts w:ascii="Calibri" w:cs="Calibri" w:hAnsi="Calibri"/>
-      <w:b/>
-      <w:color w:val="1F3864"/>
-      <w:sz w:val="28"/>
-      <w:szCs w:val="28"/>
+      <w:rFonts w:asciiTheme="majorHAnsi" w:cstheme="majorBidi" w:eastAsiaTheme="majorEastAsia" w:hAnsiTheme="majorHAnsi"/>
+      <w:b w:val="0"/>
+      <w:bCs w:val="0"/>
+      <w:color w:themeColor="accent1" w:themeShade="BF" w:val="365F91"/>
     </w:rPr>
   </w:style>
   <w:style w:customStyle="1" w:styleId="SourceCode" w:type="paragraph">
@@ -11534,32 +11288,6 @@
       <w:rFonts w:ascii="Consolas" w:cs="Consolas" w:hAnsi="Consolas"/>
       <w:sz w:val="18"/>
       <w:szCs w:val="18"/>
-    </w:rPr>
-  </w:style>
-  <w:style w:styleId="TOC1" w:type="paragraph">
-    <w:name w:val="TOC1"/>
-    <w:basedOn w:val="Normal"/>
-    <w:pPr>
-      <w:spacing w:after="40" w:before="100" w:line="240" w:lineRule="auto"/>
-    </w:pPr>
-    <w:rPr>
-      <w:rFonts w:ascii="Cambria" w:cs="Cambria" w:hAnsi="Cambria"/>
-      <w:b/>
-      <w:sz w:val="22"/>
-      <w:szCs w:val="22"/>
-    </w:rPr>
-  </w:style>
-  <w:style w:styleId="TOC2" w:type="paragraph">
-    <w:name w:val="TOC2"/>
-    <w:basedOn w:val="Normal"/>
-    <w:pPr>
-      <w:spacing w:after="40" w:before="0" w:line="240" w:lineRule="auto"/>
-      <w:ind w:left="220" w:right="120"/>
-    </w:pPr>
-    <w:rPr>
-      <w:rFonts w:ascii="Cambria" w:cs="Cambria" w:hAnsi="Cambria"/>
-      <w:sz w:val="21"/>
-      <w:szCs w:val="21"/>
     </w:rPr>
   </w:style>
   <w:style w:type="character" w:customStyle="1" w:styleId="KeywordTok">

--- a/education/docx/chapter02_object_model.docx
+++ b/education/docx/chapter02_object_model.docx
@@ -1327,41 +1327,73 @@
         <w:t xml:space="preserve">pod template</w:t>
       </w:r>
       <w:r>
-        <w:t xml:space="preserve">, then stamps the result as a</w:t>
-      </w:r>
-      <w:r>
-        <w:t xml:space="preserve"> </w:t>
-      </w:r>
-      <w:r>
-        <w:rPr>
+        <w:t xml:space="preserve">, then</w:t>
+      </w:r>
+      <w:r>
+        <w:t xml:space="preserve"> </w:t>
+      </w:r>
+      <w:r>
+        <w:rPr>
+          <w:rStyle w:val="Key"/>
+        </w:rPr>
+        <w:t xml:space="preserve">stamps the result as a</w:t>
+      </w:r>
+      <w:r>
+        <w:rPr>
+          <w:rStyle w:val="Key"/>
+        </w:rPr>
+        <w:t xml:space="preserve"> </w:t>
+      </w:r>
+      <w:r>
+        <w:rPr>
+          <w:rStyle w:val="Key"/>
           <w:b/>
           <w:bCs/>
         </w:rPr>
         <w:t xml:space="preserve">real label</w:t>
       </w:r>
       <w:r>
-        <w:t xml:space="preserve"> </w:t>
-      </w:r>
-      <w:r>
+        <w:rPr>
+          <w:rStyle w:val="Key"/>
+        </w:rPr>
+        <w:t xml:space="preserve"> </w:t>
+      </w:r>
+      <w:r>
+        <w:rPr>
+          <w:rStyle w:val="Key"/>
+        </w:rPr>
         <w:t xml:space="preserve">on the</w:t>
       </w:r>
       <w:r>
-        <w:t xml:space="preserve"> </w:t>
-      </w:r>
-      <w:r>
+        <w:rPr>
+          <w:rStyle w:val="Key"/>
+        </w:rPr>
+        <w:t xml:space="preserve"> </w:t>
+      </w:r>
+      <w:r>
+        <w:rPr>
+          <w:rStyle w:val="Key"/>
+        </w:rPr>
         <w:t xml:space="preserve">ReplicaSet, on every pod it creates, and — critically —</w:t>
       </w:r>
       <w:r>
-        <w:t xml:space="preserve"> </w:t>
-      </w:r>
-      <w:r>
-        <w:rPr>
+        <w:rPr>
+          <w:rStyle w:val="Key"/>
+        </w:rPr>
+        <w:t xml:space="preserve"> </w:t>
+      </w:r>
+      <w:r>
+        <w:rPr>
+          <w:rStyle w:val="Key"/>
           <w:b/>
           <w:bCs/>
         </w:rPr>
         <w:t xml:space="preserve">into the ReplicaSet’s own selector</w:t>
       </w:r>
       <w:r>
+        <w:rPr>
+          <w:rStyle w:val="Key"/>
+        </w:rPr>
         <w:t xml:space="preserve">.</w:t>
       </w:r>
     </w:p>
@@ -1504,19 +1536,38 @@
         <w:t xml:space="preserve">app=web</w:t>
       </w:r>
       <w:r>
-        <w:t xml:space="preserve">. Without the hash, each would look at all the pods, count enough, decide it was</w:t>
-      </w:r>
-      <w:r>
-        <w:t xml:space="preserve"> </w:t>
-      </w:r>
-      <w:r>
+        <w:t xml:space="preserve">.</w:t>
+      </w:r>
+      <w:r>
+        <w:t xml:space="preserve"> </w:t>
+      </w:r>
+      <w:r>
+        <w:rPr>
+          <w:rStyle w:val="Key"/>
+        </w:rPr>
+        <w:t xml:space="preserve">Without the hash, each would look at all the pods, count enough, decide it was</w:t>
+      </w:r>
+      <w:r>
+        <w:rPr>
+          <w:rStyle w:val="Key"/>
+        </w:rPr>
+        <w:t xml:space="preserve"> </w:t>
+      </w:r>
+      <w:r>
+        <w:rPr>
+          <w:rStyle w:val="Key"/>
+        </w:rPr>
         <w:t xml:space="preserve">satisfied, and do nothing.</w:t>
       </w:r>
       <w:r>
-        <w:t xml:space="preserve"> </w:t>
-      </w:r>
-      <w:r>
-        <w:rPr>
+        <w:rPr>
+          <w:rStyle w:val="Key"/>
+        </w:rPr>
+        <w:t xml:space="preserve"> </w:t>
+      </w:r>
+      <w:r>
+        <w:rPr>
+          <w:rStyle w:val="Key"/>
           <w:b/>
           <w:bCs/>
         </w:rPr>
@@ -1630,6 +1681,7 @@
       </w:pPr>
       <w:r>
         <w:rPr>
+          <w:rStyle w:val="Key"/>
           <w:b/>
           <w:bCs/>
         </w:rPr>
@@ -1756,29 +1808,51 @@
         <w:t xml:space="preserve">spec.template.metadata.labels</w:t>
       </w:r>
       <w:r>
-        <w:t xml:space="preserve"> </w:t>
-      </w:r>
-      <w:r>
+        <w:rPr>
+          <w:rStyle w:val="Key"/>
+        </w:rPr>
+        <w:t xml:space="preserve"> </w:t>
+      </w:r>
+      <w:r>
+        <w:rPr>
+          <w:rStyle w:val="Key"/>
+        </w:rPr>
         <w:t xml:space="preserve">describes the</w:t>
       </w:r>
       <w:r>
-        <w:t xml:space="preserve"> </w:t>
-      </w:r>
-      <w:r>
-        <w:rPr>
+        <w:rPr>
+          <w:rStyle w:val="Key"/>
+        </w:rPr>
+        <w:t xml:space="preserve"> </w:t>
+      </w:r>
+      <w:r>
+        <w:rPr>
+          <w:rStyle w:val="Key"/>
           <w:b/>
           <w:bCs/>
         </w:rPr>
         <w:t xml:space="preserve">pods the Deployment will create</w:t>
       </w:r>
       <w:r>
+        <w:rPr>
+          <w:rStyle w:val="Key"/>
+        </w:rPr>
         <w:t xml:space="preserve">. It says nothing</w:t>
       </w:r>
       <w:r>
-        <w:t xml:space="preserve"> </w:t>
-      </w:r>
-      <w:r>
-        <w:t xml:space="preserve">about the Deployment object itself, which had no labels at all and therefore matched no selector.</w:t>
+        <w:rPr>
+          <w:rStyle w:val="Key"/>
+        </w:rPr>
+        <w:t xml:space="preserve"> </w:t>
+      </w:r>
+      <w:r>
+        <w:rPr>
+          <w:rStyle w:val="Key"/>
+        </w:rPr>
+        <w:t xml:space="preserve">about the Deployment object itself</w:t>
+      </w:r>
+      <w:r>
+        <w:t xml:space="preserve">, which had no labels at all and therefore matched no selector.</w:t>
       </w:r>
     </w:p>
     <w:p>
@@ -2253,15 +2327,27 @@
         <w:t xml:space="preserve">apply</w:t>
       </w:r>
       <w:r>
-        <w:t xml:space="preserve"> </w:t>
-      </w:r>
-      <w:r>
+        <w:rPr>
+          <w:rStyle w:val="Key"/>
+        </w:rPr>
+        <w:t xml:space="preserve"> </w:t>
+      </w:r>
+      <w:r>
+        <w:rPr>
+          <w:rStyle w:val="Key"/>
+        </w:rPr>
         <w:t xml:space="preserve">does not merge your intent with the cluster’s</w:t>
       </w:r>
       <w:r>
-        <w:t xml:space="preserve"> </w:t>
-      </w:r>
-      <w:r>
+        <w:rPr>
+          <w:rStyle w:val="Key"/>
+        </w:rPr>
+        <w:t xml:space="preserve"> </w:t>
+      </w:r>
+      <w:r>
+        <w:rPr>
+          <w:rStyle w:val="Key"/>
+        </w:rPr>
         <w:t xml:space="preserve">current state — the file wins.</w:t>
       </w:r>
     </w:p>
@@ -2277,22 +2363,38 @@
       </w:r>
       <w:r>
         <w:rPr>
+          <w:rStyle w:val="Key"/>
           <w:b/>
           <w:bCs/>
         </w:rPr>
         <w:t xml:space="preserve">scaling does not create a new ReplicaSet.</w:t>
       </w:r>
       <w:r>
-        <w:t xml:space="preserve"> </w:t>
-      </w:r>
-      <w:r>
+        <w:rPr>
+          <w:rStyle w:val="Key"/>
+        </w:rPr>
+        <w:t xml:space="preserve"> </w:t>
+      </w:r>
+      <w:r>
+        <w:rPr>
+          <w:rStyle w:val="Key"/>
+        </w:rPr>
         <w:t xml:space="preserve">The pod template is unchanged, so</w:t>
       </w:r>
       <w:r>
-        <w:t xml:space="preserve"> </w:t>
-      </w:r>
-      <w:r>
-        <w:t xml:space="preserve">the hash is unchanged, so there is no new revision. Only template changes make revisions.</w:t>
+        <w:rPr>
+          <w:rStyle w:val="Key"/>
+        </w:rPr>
+        <w:t xml:space="preserve"> </w:t>
+      </w:r>
+      <w:r>
+        <w:rPr>
+          <w:rStyle w:val="Key"/>
+        </w:rPr>
+        <w:t xml:space="preserve">the hash is unchanged</w:t>
+      </w:r>
+      <w:r>
+        <w:t xml:space="preserve">, so there is no new revision. Only template changes make revisions.</w:t>
       </w:r>
     </w:p>
     <w:p>
@@ -2356,15 +2458,27 @@
         <w:t xml:space="preserve"> </w:t>
       </w:r>
       <w:r>
+        <w:rPr>
+          <w:rStyle w:val="Key"/>
+        </w:rPr>
         <w:t xml:space="preserve">anything you do imperatively is a change your Git repository does not know about,</w:t>
       </w:r>
       <w:r>
-        <w:t xml:space="preserve"> </w:t>
-      </w:r>
-      <w:r>
+        <w:rPr>
+          <w:rStyle w:val="Key"/>
+        </w:rPr>
+        <w:t xml:space="preserve"> </w:t>
+      </w:r>
+      <w:r>
+        <w:rPr>
+          <w:rStyle w:val="Key"/>
+        </w:rPr>
         <w:t xml:space="preserve">and the next</w:t>
       </w:r>
       <w:r>
+        <w:rPr>
+          <w:rStyle w:val="Key"/>
+        </w:rPr>
         <w:t xml:space="preserve"> </w:t>
       </w:r>
       <w:r>
@@ -2374,10 +2488,22 @@
         <w:t xml:space="preserve">apply</w:t>
       </w:r>
       <w:r>
-        <w:t xml:space="preserve"> </w:t>
-      </w:r>
-      <w:r>
-        <w:t xml:space="preserve">will overwrite it. Imperative commands are for</w:t>
+        <w:rPr>
+          <w:rStyle w:val="Key"/>
+        </w:rPr>
+        <w:t xml:space="preserve"> </w:t>
+      </w:r>
+      <w:r>
+        <w:rPr>
+          <w:rStyle w:val="Key"/>
+        </w:rPr>
+        <w:t xml:space="preserve">will overwrite it.</w:t>
+      </w:r>
+      <w:r>
+        <w:t xml:space="preserve"> </w:t>
+      </w:r>
+      <w:r>
+        <w:t xml:space="preserve">Imperative commands are for</w:t>
       </w:r>
       <w:r>
         <w:t xml:space="preserve"> </w:t>
@@ -2629,22 +2755,41 @@
         <w:t xml:space="preserve"> </w:t>
       </w:r>
       <w:r>
-        <w:t xml:space="preserve">must be available. So the controller must</w:t>
-      </w:r>
-      <w:r>
-        <w:t xml:space="preserve"> </w:t>
-      </w:r>
-      <w:r>
-        <w:rPr>
+        <w:t xml:space="preserve">must be available.</w:t>
+      </w:r>
+      <w:r>
+        <w:t xml:space="preserve"> </w:t>
+      </w:r>
+      <w:r>
+        <w:rPr>
+          <w:rStyle w:val="Key"/>
+        </w:rPr>
+        <w:t xml:space="preserve">So the controller must</w:t>
+      </w:r>
+      <w:r>
+        <w:rPr>
+          <w:rStyle w:val="Key"/>
+        </w:rPr>
+        <w:t xml:space="preserve"> </w:t>
+      </w:r>
+      <w:r>
+        <w:rPr>
+          <w:rStyle w:val="Key"/>
           <w:b/>
           <w:bCs/>
         </w:rPr>
         <w:t xml:space="preserve">add before it removes</w:t>
       </w:r>
       <w:r>
+        <w:rPr>
+          <w:rStyle w:val="Key"/>
+        </w:rPr>
         <w:t xml:space="preserve">. For anything serving orders,</w:t>
       </w:r>
       <w:r>
+        <w:rPr>
+          <w:rStyle w:val="Key"/>
+        </w:rPr>
         <w:t xml:space="preserve"> </w:t>
       </w:r>
       <w:r>
@@ -2654,9 +2799,15 @@
         <w:t xml:space="preserve">maxUnavailable: 0</w:t>
       </w:r>
       <w:r>
-        <w:t xml:space="preserve"> </w:t>
-      </w:r>
-      <w:r>
+        <w:rPr>
+          <w:rStyle w:val="Key"/>
+        </w:rPr>
+        <w:t xml:space="preserve"> </w:t>
+      </w:r>
+      <w:r>
+        <w:rPr>
+          <w:rStyle w:val="Key"/>
+        </w:rPr>
         <w:t xml:space="preserve">is the setting you want — capacity never dips.</w:t>
       </w:r>
     </w:p>
@@ -2884,6 +3035,7 @@
       </w:pPr>
       <w:r>
         <w:rPr>
+          <w:rStyle w:val="Key"/>
           <w:b/>
           <w:bCs/>
         </w:rPr>
@@ -2891,6 +3043,7 @@
       </w:r>
       <w:r>
         <w:rPr>
+          <w:rStyle w:val="Key"/>
           <w:b/>
           <w:bCs/>
         </w:rPr>
@@ -2898,6 +3051,7 @@
       </w:r>
       <w:r>
         <w:rPr>
+          <w:rStyle w:val="Key"/>
           <w:b/>
           <w:bCs/>
         </w:rPr>
@@ -2905,6 +3059,7 @@
       </w:r>
       <w:r>
         <w:rPr>
+          <w:rStyle w:val="Key"/>
           <w:b/>
           <w:bCs/>
         </w:rPr>
@@ -2912,16 +3067,29 @@
       </w:r>
       <w:r>
         <w:rPr>
+          <w:rStyle w:val="Key"/>
           <w:b/>
           <w:bCs/>
         </w:rPr>
         <w:t xml:space="preserve">“rolled out.”</w:t>
       </w:r>
       <w:r>
-        <w:t xml:space="preserve"> </w:t>
-      </w:r>
-      <w:r>
-        <w:t xml:space="preserve">Only pod-template changes cause pod churn. Change a</w:t>
+        <w:rPr>
+          <w:rStyle w:val="Key"/>
+        </w:rPr>
+        <w:t xml:space="preserve"> </w:t>
+      </w:r>
+      <w:r>
+        <w:rPr>
+          <w:rStyle w:val="Key"/>
+        </w:rPr>
+        <w:t xml:space="preserve">Only pod-template changes cause pod churn.</w:t>
+      </w:r>
+      <w:r>
+        <w:t xml:space="preserve"> </w:t>
+      </w:r>
+      <w:r>
+        <w:t xml:space="preserve">Change a</w:t>
       </w:r>
       <w:r>
         <w:t xml:space="preserve"> </w:t>
@@ -3112,15 +3280,22 @@
       </w:pPr>
       <w:r>
         <w:rPr>
+          <w:rStyle w:val="Key"/>
           <w:b/>
           <w:bCs/>
         </w:rPr>
         <w:t xml:space="preserve">Readiness gates the rollout. Liveness does not.</w:t>
       </w:r>
       <w:r>
-        <w:t xml:space="preserve"> </w:t>
-      </w:r>
-      <w:r>
+        <w:rPr>
+          <w:rStyle w:val="Key"/>
+        </w:rPr>
+        <w:t xml:space="preserve"> </w:t>
+      </w:r>
+      <w:r>
+        <w:rPr>
+          <w:rStyle w:val="Key"/>
+        </w:rPr>
         <w:t xml:space="preserve">A bad readiness probe stops the deploy and protects you. A bad liveness probe ships cleanly, destroys the good pods, and only then starts killing.</w:t>
       </w:r>
     </w:p>
@@ -3713,29 +3888,60 @@
         <w:pStyle w:val="FirstParagraph"/>
       </w:pPr>
       <w:r>
-        <w:t xml:space="preserve">Same mechanism as Chapter 1 §5, now doing its real job. The broken pod</w:t>
-      </w:r>
-      <w:r>
-        <w:t xml:space="preserve"> </w:t>
-      </w:r>
-      <w:r>
-        <w:rPr>
+        <w:t xml:space="preserve">Same mechanism as Chapter 1 §5, now doing its real job.</w:t>
+      </w:r>
+      <w:r>
+        <w:t xml:space="preserve"> </w:t>
+      </w:r>
+      <w:r>
+        <w:rPr>
+          <w:rStyle w:val="Key"/>
+        </w:rPr>
+        <w:t xml:space="preserve">The broken pod</w:t>
+      </w:r>
+      <w:r>
+        <w:rPr>
+          <w:rStyle w:val="Key"/>
+        </w:rPr>
+        <w:t xml:space="preserve"> </w:t>
+      </w:r>
+      <w:r>
+        <w:rPr>
+          <w:rStyle w:val="Key"/>
           <w:b/>
           <w:bCs/>
         </w:rPr>
         <w:t xml:space="preserve">is</w:t>
       </w:r>
       <w:r>
-        <w:t xml:space="preserve"> </w:t>
-      </w:r>
-      <w:r>
+        <w:rPr>
+          <w:rStyle w:val="Key"/>
+        </w:rPr>
+        <w:t xml:space="preserve"> </w:t>
+      </w:r>
+      <w:r>
+        <w:rPr>
+          <w:rStyle w:val="Key"/>
+        </w:rPr>
         <w:t xml:space="preserve">in the slice but</w:t>
       </w:r>
       <w:r>
-        <w:t xml:space="preserve"> </w:t>
-      </w:r>
-      <w:r>
-        <w:t xml:space="preserve">flagged not-ready, so kube-proxy writes no iptables rule for it. It runs, consumes memory, and</w:t>
+        <w:rPr>
+          <w:rStyle w:val="Key"/>
+        </w:rPr>
+        <w:t xml:space="preserve"> </w:t>
+      </w:r>
+      <w:r>
+        <w:rPr>
+          <w:rStyle w:val="Key"/>
+        </w:rPr>
+        <w:t xml:space="preserve">flagged not-ready, so kube-proxy writes no iptables rule for it.</w:t>
+      </w:r>
+      <w:r>
+        <w:t xml:space="preserve"> </w:t>
+      </w:r>
+      <w:r>
+        <w:t xml:space="preserve">It runs, consumes memory, and</w:t>
       </w:r>
       <w:r>
         <w:t xml:space="preserve"> </w:t>
@@ -3761,6 +3967,7 @@
       </w:pPr>
       <w:r>
         <w:rPr>
+          <w:rStyle w:val="Key"/>
           <w:b/>
           <w:bCs/>
         </w:rPr>
@@ -3818,30 +4025,63 @@
         <w:t xml:space="preserve">while the deploy is broken</w:t>
       </w:r>
       <w:r>
-        <w:t xml:space="preserve">, because three pods are serving. Availability</w:t>
-      </w:r>
-      <w:r>
-        <w:t xml:space="preserve"> </w:t>
-      </w:r>
-      <w:r>
+        <w:t xml:space="preserve">, because three pods are serving.</w:t>
+      </w:r>
+      <w:r>
+        <w:t xml:space="preserve"> </w:t>
+      </w:r>
+      <w:r>
+        <w:rPr>
+          <w:rStyle w:val="Key"/>
+        </w:rPr>
+        <w:t xml:space="preserve">Availability</w:t>
+      </w:r>
+      <w:r>
+        <w:rPr>
+          <w:rStyle w:val="Key"/>
+        </w:rPr>
+        <w:t xml:space="preserve"> </w:t>
+      </w:r>
+      <w:r>
+        <w:rPr>
+          <w:rStyle w:val="Key"/>
+        </w:rPr>
         <w:t xml:space="preserve">answers</w:t>
       </w:r>
       <w:r>
-        <w:t xml:space="preserve"> </w:t>
-      </w:r>
-      <w:r>
+        <w:rPr>
+          <w:rStyle w:val="Key"/>
+        </w:rPr>
+        <w:t xml:space="preserve"> </w:t>
+      </w:r>
+      <w:r>
+        <w:rPr>
+          <w:rStyle w:val="Key"/>
+        </w:rPr>
         <w:t xml:space="preserve">“is the service up,”</w:t>
       </w:r>
       <w:r>
-        <w:t xml:space="preserve"> </w:t>
-      </w:r>
-      <w:r>
+        <w:rPr>
+          <w:rStyle w:val="Key"/>
+        </w:rPr>
+        <w:t xml:space="preserve"> </w:t>
+      </w:r>
+      <w:r>
+        <w:rPr>
+          <w:rStyle w:val="Key"/>
+        </w:rPr>
         <w:t xml:space="preserve">not</w:t>
       </w:r>
       <w:r>
-        <w:t xml:space="preserve"> </w:t>
-      </w:r>
-      <w:r>
+        <w:rPr>
+          <w:rStyle w:val="Key"/>
+        </w:rPr>
+        <w:t xml:space="preserve"> </w:t>
+      </w:r>
+      <w:r>
+        <w:rPr>
+          <w:rStyle w:val="Key"/>
+        </w:rPr>
         <w:t xml:space="preserve">“did my deployment work.”</w:t>
       </w:r>
       <w:r>
@@ -3881,13 +4121,26 @@
         <w:t xml:space="preserve"> </w:t>
       </w:r>
       <w:r>
-        <w:t xml:space="preserve">failed after 60 seconds. That is</w:t>
-      </w:r>
-      <w:r>
-        <w:t xml:space="preserve"> </w:t>
-      </w:r>
-      <w:r>
-        <w:rPr>
+        <w:t xml:space="preserve">failed after 60 seconds.</w:t>
+      </w:r>
+      <w:r>
+        <w:t xml:space="preserve"> </w:t>
+      </w:r>
+      <w:r>
+        <w:rPr>
+          <w:rStyle w:val="Key"/>
+        </w:rPr>
+        <w:t xml:space="preserve">That is</w:t>
+      </w:r>
+      <w:r>
+        <w:rPr>
+          <w:rStyle w:val="Key"/>
+        </w:rPr>
+        <w:t xml:space="preserve"> </w:t>
+      </w:r>
+      <w:r>
+        <w:rPr>
+          <w:rStyle w:val="Key"/>
           <w:b/>
           <w:bCs/>
         </w:rPr>
@@ -3895,6 +4148,7 @@
       </w:r>
       <w:r>
         <w:rPr>
+          <w:rStyle w:val="Key"/>
           <w:b/>
           <w:bCs/>
         </w:rPr>
@@ -3902,18 +4156,28 @@
       </w:r>
       <w:r>
         <w:rPr>
+          <w:rStyle w:val="Key"/>
           <w:b/>
           <w:bCs/>
         </w:rPr>
         <w:t xml:space="preserve">only</w:t>
       </w:r>
       <w:r>
-        <w:t xml:space="preserve"> </w:t>
-      </w:r>
-      <w:r>
+        <w:rPr>
+          <w:rStyle w:val="Key"/>
+        </w:rPr>
+        <w:t xml:space="preserve"> </w:t>
+      </w:r>
+      <w:r>
+        <w:rPr>
+          <w:rStyle w:val="Key"/>
+        </w:rPr>
         <w:t xml:space="preserve">— it killed your</w:t>
       </w:r>
       <w:r>
+        <w:rPr>
+          <w:rStyle w:val="Key"/>
+        </w:rPr>
         <w:t xml:space="preserve"> </w:t>
       </w:r>
       <w:r>
@@ -3923,7 +4187,13 @@
         <w:t xml:space="preserve">kubectl</w:t>
       </w:r>
       <w:r>
-        <w:t xml:space="preserve">, not the rollout:</w:t>
+        <w:rPr>
+          <w:rStyle w:val="Key"/>
+        </w:rPr>
+        <w:t xml:space="preserve">, not the rollout</w:t>
+      </w:r>
+      <w:r>
+        <w:t xml:space="preserve">:</w:t>
       </w:r>
     </w:p>
     <w:p>
@@ -4066,7 +4336,19 @@
         <w:t xml:space="preserve"> </w:t>
       </w:r>
       <w:r>
-        <w:t xml:space="preserve">paused, no pod is deleted. It is a flag for you and your monitoring to read, not a circuit breaker:</w:t>
+        <w:t xml:space="preserve">paused, no pod is deleted.</w:t>
+      </w:r>
+      <w:r>
+        <w:t xml:space="preserve"> </w:t>
+      </w:r>
+      <w:r>
+        <w:rPr>
+          <w:rStyle w:val="Key"/>
+        </w:rPr>
+        <w:t xml:space="preserve">It is a flag for you and your monitoring to read, not a circuit breaker</w:t>
+      </w:r>
+      <w:r>
+        <w:t xml:space="preserve">:</w:t>
       </w:r>
     </w:p>
     <w:p>
@@ -4931,6 +5213,7 @@
       </w:r>
       <w:r>
         <w:rPr>
+          <w:rStyle w:val="Key"/>
           <w:b/>
           <w:bCs/>
         </w:rPr>
@@ -4938,6 +5221,7 @@
       </w:r>
       <w:r>
         <w:rPr>
+          <w:rStyle w:val="Key"/>
           <w:b/>
           <w:bCs/>
         </w:rPr>
@@ -4945,6 +5229,7 @@
       </w:r>
       <w:r>
         <w:rPr>
+          <w:rStyle w:val="Key"/>
           <w:b/>
           <w:bCs/>
         </w:rPr>
@@ -4960,6 +5245,7 @@
       </w:r>
       <w:r>
         <w:rPr>
+          <w:rStyle w:val="Key"/>
           <w:b/>
           <w:bCs/>
         </w:rPr>
@@ -4967,6 +5253,7 @@
       </w:r>
       <w:r>
         <w:rPr>
+          <w:rStyle w:val="Key"/>
           <w:b/>
           <w:bCs/>
         </w:rPr>
@@ -4974,6 +5261,7 @@
       </w:r>
       <w:r>
         <w:rPr>
+          <w:rStyle w:val="Key"/>
           <w:b/>
           <w:bCs/>
         </w:rPr>
@@ -4981,6 +5269,7 @@
       </w:r>
       <w:r>
         <w:rPr>
+          <w:rStyle w:val="Key"/>
           <w:b/>
           <w:bCs/>
         </w:rPr>
@@ -5138,7 +5427,16 @@
         <w:pStyle w:val="FirstParagraph"/>
       </w:pPr>
       <w:r>
-        <w:t xml:space="preserve">Backoff is exponential — roughly 10s, 20s, 40s, doubling to a 5-minute cap. A struggling app</w:t>
+        <w:rPr>
+          <w:rStyle w:val="Key"/>
+        </w:rPr>
+        <w:t xml:space="preserve">Backoff is exponential — roughly 10s, 20s, 40s, doubling to a 5-minute cap.</w:t>
+      </w:r>
+      <w:r>
+        <w:t xml:space="preserve"> </w:t>
+      </w:r>
+      <w:r>
+        <w:t xml:space="preserve">A struggling app</w:t>
       </w:r>
       <w:r>
         <w:t xml:space="preserve"> </w:t>
@@ -5177,22 +5475,38 @@
       </w:pPr>
       <w:r>
         <w:rPr>
+          <w:rStyle w:val="Key"/>
           <w:b/>
           <w:bCs/>
         </w:rPr>
         <w:t xml:space="preserve">Never let a liveness probe check a dependency.</w:t>
       </w:r>
       <w:r>
-        <w:t xml:space="preserve"> </w:t>
-      </w:r>
-      <w:r>
+        <w:rPr>
+          <w:rStyle w:val="Key"/>
+        </w:rPr>
+        <w:t xml:space="preserve"> </w:t>
+      </w:r>
+      <w:r>
+        <w:rPr>
+          <w:rStyle w:val="Key"/>
+        </w:rPr>
         <w:t xml:space="preserve">If your probe reports unhealthy because the</w:t>
       </w:r>
       <w:r>
-        <w:t xml:space="preserve"> </w:t>
-      </w:r>
-      <w:r>
-        <w:t xml:space="preserve">database is unreachable, then a brief database blip makes Kubernetes kill</w:t>
+        <w:rPr>
+          <w:rStyle w:val="Key"/>
+        </w:rPr>
+        <w:t xml:space="preserve"> </w:t>
+      </w:r>
+      <w:r>
+        <w:rPr>
+          <w:rStyle w:val="Key"/>
+        </w:rPr>
+        <w:t xml:space="preserve">database is unreachable</w:t>
+      </w:r>
+      <w:r>
+        <w:t xml:space="preserve">, then a brief database blip makes Kubernetes kill</w:t>
       </w:r>
       <w:r>
         <w:t xml:space="preserve"> </w:t>
@@ -5276,9 +5590,15 @@
         <w:pStyle w:val="BodyText"/>
       </w:pPr>
       <w:r>
+        <w:rPr>
+          <w:rStyle w:val="Key"/>
+        </w:rPr>
         <w:t xml:space="preserve">For slow-starting applications use a</w:t>
       </w:r>
       <w:r>
+        <w:rPr>
+          <w:rStyle w:val="Key"/>
+        </w:rPr>
         <w:t xml:space="preserve"> </w:t>
       </w:r>
       <w:r>
@@ -5290,13 +5610,28 @@
         <w:t xml:space="preserve">startupProbe</w:t>
       </w:r>
       <w:r>
+        <w:rPr>
+          <w:rStyle w:val="Key"/>
+        </w:rPr>
         <w:t xml:space="preserve">, which suspends liveness until the app</w:t>
       </w:r>
       <w:r>
-        <w:t xml:space="preserve"> </w:t>
-      </w:r>
-      <w:r>
-        <w:t xml:space="preserve">finishes booting. Otherwise liveness kills a healthy JVM halfway through startup, forever.</w:t>
+        <w:rPr>
+          <w:rStyle w:val="Key"/>
+        </w:rPr>
+        <w:t xml:space="preserve"> </w:t>
+      </w:r>
+      <w:r>
+        <w:rPr>
+          <w:rStyle w:val="Key"/>
+        </w:rPr>
+        <w:t xml:space="preserve">finishes booting.</w:t>
+      </w:r>
+      <w:r>
+        <w:t xml:space="preserve"> </w:t>
+      </w:r>
+      <w:r>
+        <w:t xml:space="preserve">Otherwise liveness kills a healthy JVM halfway through startup, forever.</w:t>
       </w:r>
     </w:p>
     <w:p>
@@ -5377,22 +5712,35 @@
         <w:pStyle w:val="FirstParagraph"/>
       </w:pPr>
       <w:r>
+        <w:rPr>
+          <w:rStyle w:val="Key"/>
+        </w:rPr>
         <w:t xml:space="preserve">Each retired ReplicaSet still holds</w:t>
       </w:r>
       <w:r>
-        <w:t xml:space="preserve"> </w:t>
-      </w:r>
-      <w:r>
-        <w:rPr>
+        <w:rPr>
+          <w:rStyle w:val="Key"/>
+        </w:rPr>
+        <w:t xml:space="preserve"> </w:t>
+      </w:r>
+      <w:r>
+        <w:rPr>
+          <w:rStyle w:val="Key"/>
           <w:b/>
           <w:bCs/>
         </w:rPr>
         <w:t xml:space="preserve">its own full pod template</w:t>
       </w:r>
       <w:r>
-        <w:t xml:space="preserve"> </w:t>
-      </w:r>
-      <w:r>
+        <w:rPr>
+          <w:rStyle w:val="Key"/>
+        </w:rPr>
+        <w:t xml:space="preserve"> </w:t>
+      </w:r>
+      <w:r>
+        <w:rPr>
+          <w:rStyle w:val="Key"/>
+        </w:rPr>
         <w:t xml:space="preserve">— not a diff, not a tombstone.</w:t>
       </w:r>
       <w:r>
@@ -5544,12 +5892,27 @@
         <w:t xml:space="preserve"> </w:t>
       </w:r>
       <w:r>
-        <w:t xml:space="preserve">revision 2 is now revision 4 — a ReplicaSet</w:t>
-      </w:r>
-      <w:r>
-        <w:t xml:space="preserve"> </w:t>
-      </w:r>
-      <w:r>
+        <w:t xml:space="preserve">revision 2 is now revision 4 —</w:t>
+      </w:r>
+      <w:r>
+        <w:t xml:space="preserve"> </w:t>
+      </w:r>
+      <w:r>
+        <w:rPr>
+          <w:rStyle w:val="Key"/>
+        </w:rPr>
+        <w:t xml:space="preserve">a ReplicaSet</w:t>
+      </w:r>
+      <w:r>
+        <w:rPr>
+          <w:rStyle w:val="Key"/>
+        </w:rPr>
+        <w:t xml:space="preserve"> </w:t>
+      </w:r>
+      <w:r>
+        <w:rPr>
+          <w:rStyle w:val="Key"/>
+        </w:rPr>
         <w:t xml:space="preserve">carries only its most recent revision number, so rolling back re-tags it.</w:t>
       </w:r>
     </w:p>
@@ -6072,6 +6435,7 @@
       </w:r>
       <w:r>
         <w:rPr>
+          <w:rStyle w:val="Key"/>
           <w:b/>
           <w:bCs/>
         </w:rPr>
@@ -6079,6 +6443,7 @@
       </w:r>
       <w:r>
         <w:rPr>
+          <w:rStyle w:val="Key"/>
           <w:b/>
           <w:bCs/>
         </w:rPr>
@@ -6144,42 +6509,74 @@
         <w:t xml:space="preserve">maxUnavailable</w:t>
       </w:r>
       <w:r>
-        <w:t xml:space="preserve"> </w:t>
-      </w:r>
-      <w:r>
+        <w:rPr>
+          <w:rStyle w:val="Key"/>
+        </w:rPr>
+        <w:t xml:space="preserve"> </w:t>
+      </w:r>
+      <w:r>
+        <w:rPr>
+          <w:rStyle w:val="Key"/>
+        </w:rPr>
         <w:t xml:space="preserve">is a</w:t>
       </w:r>
       <w:r>
-        <w:t xml:space="preserve"> </w:t>
-      </w:r>
-      <w:r>
-        <w:rPr>
+        <w:rPr>
+          <w:rStyle w:val="Key"/>
+        </w:rPr>
+        <w:t xml:space="preserve"> </w:t>
+      </w:r>
+      <w:r>
+        <w:rPr>
+          <w:rStyle w:val="Key"/>
           <w:b/>
           <w:bCs/>
         </w:rPr>
         <w:t xml:space="preserve">capacity</w:t>
       </w:r>
       <w:r>
-        <w:t xml:space="preserve"> </w:t>
-      </w:r>
-      <w:r>
+        <w:rPr>
+          <w:rStyle w:val="Key"/>
+        </w:rPr>
+        <w:t xml:space="preserve"> </w:t>
+      </w:r>
+      <w:r>
+        <w:rPr>
+          <w:rStyle w:val="Key"/>
+        </w:rPr>
         <w:t xml:space="preserve">guarantee, not a</w:t>
       </w:r>
       <w:r>
-        <w:t xml:space="preserve"> </w:t>
-      </w:r>
-      <w:r>
-        <w:rPr>
+        <w:rPr>
+          <w:rStyle w:val="Key"/>
+        </w:rPr>
+        <w:t xml:space="preserve"> </w:t>
+      </w:r>
+      <w:r>
+        <w:rPr>
+          <w:rStyle w:val="Key"/>
           <w:b/>
           <w:bCs/>
         </w:rPr>
         <w:t xml:space="preserve">consensus</w:t>
       </w:r>
       <w:r>
-        <w:t xml:space="preserve"> </w:t>
-      </w:r>
-      <w:r>
-        <w:t xml:space="preserve">guarantee. The Deployment</w:t>
+        <w:rPr>
+          <w:rStyle w:val="Key"/>
+        </w:rPr>
+        <w:t xml:space="preserve"> </w:t>
+      </w:r>
+      <w:r>
+        <w:rPr>
+          <w:rStyle w:val="Key"/>
+        </w:rPr>
+        <w:t xml:space="preserve">guarantee.</w:t>
+      </w:r>
+      <w:r>
+        <w:t xml:space="preserve"> </w:t>
+      </w:r>
+      <w:r>
+        <w:t xml:space="preserve">The Deployment</w:t>
       </w:r>
       <w:r>
         <w:t xml:space="preserve"> </w:t>
@@ -6227,6 +6624,7 @@
       </w:r>
       <w:r>
         <w:rPr>
+          <w:rStyle w:val="Key"/>
           <w:b/>
           <w:bCs/>
         </w:rPr>
@@ -6234,6 +6632,7 @@
       </w:r>
       <w:r>
         <w:rPr>
+          <w:rStyle w:val="Key"/>
           <w:b/>
           <w:bCs/>
         </w:rPr>
@@ -6241,6 +6640,7 @@
       </w:r>
       <w:r>
         <w:rPr>
+          <w:rStyle w:val="Key"/>
           <w:b/>
           <w:bCs/>
         </w:rPr>
@@ -6402,22 +6802,41 @@
         <w:t xml:space="preserve"> </w:t>
       </w:r>
       <w:r>
-        <w:t xml:space="preserve">during node maintenance. Note it does</w:t>
-      </w:r>
-      <w:r>
-        <w:t xml:space="preserve"> </w:t>
-      </w:r>
-      <w:r>
-        <w:rPr>
+        <w:t xml:space="preserve">during node maintenance.</w:t>
+      </w:r>
+      <w:r>
+        <w:t xml:space="preserve"> </w:t>
+      </w:r>
+      <w:r>
+        <w:rPr>
+          <w:rStyle w:val="Key"/>
+        </w:rPr>
+        <w:t xml:space="preserve">Note it does</w:t>
+      </w:r>
+      <w:r>
+        <w:rPr>
+          <w:rStyle w:val="Key"/>
+        </w:rPr>
+        <w:t xml:space="preserve"> </w:t>
+      </w:r>
+      <w:r>
+        <w:rPr>
+          <w:rStyle w:val="Key"/>
           <w:b/>
           <w:bCs/>
         </w:rPr>
         <w:t xml:space="preserve">not</w:t>
       </w:r>
       <w:r>
-        <w:t xml:space="preserve"> </w:t>
-      </w:r>
-      <w:r>
+        <w:rPr>
+          <w:rStyle w:val="Key"/>
+        </w:rPr>
+        <w:t xml:space="preserve"> </w:t>
+      </w:r>
+      <w:r>
+        <w:rPr>
+          <w:rStyle w:val="Key"/>
+        </w:rPr>
         <w:t xml:space="preserve">restrain your own Deployment rollout.</w:t>
       </w:r>
     </w:p>
@@ -6725,6 +7144,7 @@
       </w:pPr>
       <w:r>
         <w:rPr>
+          <w:rStyle w:val="Key"/>
           <w:b/>
           <w:bCs/>
         </w:rPr>
@@ -6758,13 +7178,34 @@
         <w:t xml:space="preserve"> </w:t>
       </w:r>
       <w:r>
-        <w:t xml:space="preserve">and will only place your pod where the remainder fits. It is a promise made once, at placement time,</w:t>
-      </w:r>
-      <w:r>
-        <w:t xml:space="preserve"> </w:t>
-      </w:r>
-      <w:r>
-        <w:t xml:space="preserve">and nothing enforces it afterwards — a container requesting 64Mi may happily use 200Mi if the node</w:t>
+        <w:t xml:space="preserve">and will only place your pod where the remainder fits.</w:t>
+      </w:r>
+      <w:r>
+        <w:t xml:space="preserve"> </w:t>
+      </w:r>
+      <w:r>
+        <w:rPr>
+          <w:rStyle w:val="Key"/>
+        </w:rPr>
+        <w:t xml:space="preserve">It is a promise made once, at placement time,</w:t>
+      </w:r>
+      <w:r>
+        <w:rPr>
+          <w:rStyle w:val="Key"/>
+        </w:rPr>
+        <w:t xml:space="preserve"> </w:t>
+      </w:r>
+      <w:r>
+        <w:rPr>
+          <w:rStyle w:val="Key"/>
+        </w:rPr>
+        <w:t xml:space="preserve">and nothing enforces it afterwards</w:t>
+      </w:r>
+      <w:r>
+        <w:t xml:space="preserve"> </w:t>
+      </w:r>
+      <w:r>
+        <w:t xml:space="preserve">— a container requesting 64Mi may happily use 200Mi if the node</w:t>
       </w:r>
       <w:r>
         <w:t xml:space="preserve"> </w:t>
@@ -6988,16 +7429,26 @@
       </w:pPr>
       <w:r>
         <w:rPr>
+          <w:rStyle w:val="Key"/>
           <w:b/>
           <w:bCs/>
         </w:rPr>
         <w:t xml:space="preserve">CPU is compressible; memory is not.</w:t>
       </w:r>
       <w:r>
-        <w:t xml:space="preserve"> </w:t>
-      </w:r>
-      <w:r>
-        <w:t xml:space="preserve">You cannot give a process 90% of a byte, so there is no</w:t>
+        <w:rPr>
+          <w:rStyle w:val="Key"/>
+        </w:rPr>
+        <w:t xml:space="preserve"> </w:t>
+      </w:r>
+      <w:r>
+        <w:rPr>
+          <w:rStyle w:val="Key"/>
+        </w:rPr>
+        <w:t xml:space="preserve">You cannot give a process 90% of a byte</w:t>
+      </w:r>
+      <w:r>
+        <w:t xml:space="preserve">, so there is no</w:t>
       </w:r>
       <w:r>
         <w:t xml:space="preserve"> </w:t>
@@ -7300,6 +7751,7 @@
       </w:pPr>
       <w:r>
         <w:rPr>
+          <w:rStyle w:val="Key"/>
           <w:b/>
           <w:bCs/>
         </w:rPr>
@@ -7330,6 +7782,7 @@
       </w:pPr>
       <w:r>
         <w:rPr>
+          <w:rStyle w:val="Key"/>
           <w:b/>
           <w:bCs/>
         </w:rPr>
@@ -7443,6 +7896,7 @@
       </w:pPr>
       <w:r>
         <w:rPr>
+          <w:rStyle w:val="Key"/>
           <w:b/>
           <w:bCs/>
         </w:rPr>
@@ -7480,9 +7934,21 @@
         <w:t xml:space="preserve"> </w:t>
       </w:r>
       <w:r>
-        <w:t xml:space="preserve">did the killing. The</w:t>
-      </w:r>
-      <w:r>
+        <w:t xml:space="preserve">did the killing.</w:t>
+      </w:r>
+      <w:r>
+        <w:t xml:space="preserve"> </w:t>
+      </w:r>
+      <w:r>
+        <w:rPr>
+          <w:rStyle w:val="Key"/>
+        </w:rPr>
+        <w:t xml:space="preserve">The</w:t>
+      </w:r>
+      <w:r>
+        <w:rPr>
+          <w:rStyle w:val="Key"/>
+        </w:rPr>
         <w:t xml:space="preserve"> </w:t>
       </w:r>
       <w:r>
@@ -7492,10 +7958,19 @@
         <w:t xml:space="preserve">reason: OOMKilled</w:t>
       </w:r>
       <w:r>
-        <w:t xml:space="preserve"> </w:t>
-      </w:r>
-      <w:r>
-        <w:t xml:space="preserve">field is what distinguishes the kernel’s OOM killer from an operator, a node</w:t>
+        <w:rPr>
+          <w:rStyle w:val="Key"/>
+        </w:rPr>
+        <w:t xml:space="preserve"> </w:t>
+      </w:r>
+      <w:r>
+        <w:rPr>
+          <w:rStyle w:val="Key"/>
+        </w:rPr>
+        <w:t xml:space="preserve">field is what distinguishes the kernel’s OOM killer from an operator</w:t>
+      </w:r>
+      <w:r>
+        <w:t xml:space="preserve">, a node</w:t>
       </w:r>
       <w:r>
         <w:t xml:space="preserve"> </w:t>
@@ -7757,6 +8232,7 @@
       </w:r>
       <w:r>
         <w:rPr>
+          <w:rStyle w:val="Key"/>
           <w:b/>
           <w:bCs/>
         </w:rPr>
@@ -7764,6 +8240,7 @@
       </w:r>
       <w:r>
         <w:rPr>
+          <w:rStyle w:val="Key"/>
           <w:b/>
           <w:bCs/>
         </w:rPr>
@@ -7771,6 +8248,7 @@
       </w:r>
       <w:r>
         <w:rPr>
+          <w:rStyle w:val="Key"/>
           <w:b/>
           <w:bCs/>
         </w:rPr>
@@ -11290,6 +11768,12 @@
       <w:szCs w:val="18"/>
     </w:rPr>
   </w:style>
+  <w:style w:customStyle="1" w:styleId="Key" w:type="character">
+    <w:name w:val="Key"/>
+    <w:rPr>
+      <w:shd w:color="auto" w:fill="FFF3B0" w:val="clear"/>
+    </w:rPr>
+  </w:style>
   <w:style w:type="character" w:customStyle="1" w:styleId="KeywordTok">
     <w:name w:val="KeywordTok"/>
     <w:basedOn w:val="VerbatimChar"/>
